--- a/Overview.docx
+++ b/Overview.docx
@@ -423,6 +423,113 @@
     </w:p>
     <w:p>
       <w:pPr>
+        <w:spacing w:before="100" w:beforeAutospacing="1" w:after="100" w:afterAutospacing="1" w:line="240" w:lineRule="auto"/>
+        <w:ind w:left="720"/>
+        <w:rPr>
+          <w:rFonts w:ascii="Times New Roman" w:eastAsia="Times New Roman" w:hAnsi="Times New Roman" w:cs="Times New Roman"/>
+          <w:sz w:val="24"/>
+          <w:szCs w:val="24"/>
+        </w:rPr>
+      </w:pPr>
+      <w:r>
+        <w:rPr>
+          <w:rFonts w:ascii="Times New Roman" w:eastAsia="Times New Roman" w:hAnsi="Times New Roman" w:cs="Times New Roman"/>
+          <w:sz w:val="24"/>
+          <w:szCs w:val="24"/>
+        </w:rPr>
+        <w:drawing>
+          <wp:inline distT="0" distB="0" distL="0" distR="0" wp14:anchorId="5B909F99" wp14:editId="7FE74D5E">
+            <wp:extent cx="5943600" cy="4230370"/>
+            <wp:effectExtent l="0" t="0" r="0" b="0"/>
+            <wp:docPr id="1" name="Picture 1"/>
+            <wp:cNvGraphicFramePr>
+              <a:graphicFrameLocks xmlns:a="http://schemas.openxmlformats.org/drawingml/2006/main" noChangeAspect="1"/>
+            </wp:cNvGraphicFramePr>
+            <a:graphic xmlns:a="http://schemas.openxmlformats.org/drawingml/2006/main">
+              <a:graphicData uri="http://schemas.openxmlformats.org/drawingml/2006/picture">
+                <pic:pic xmlns:pic="http://schemas.openxmlformats.org/drawingml/2006/picture">
+                  <pic:nvPicPr>
+                    <pic:cNvPr id="1" name=""/>
+                    <pic:cNvPicPr/>
+                  </pic:nvPicPr>
+                  <pic:blipFill>
+                    <a:blip r:embed="rId5"/>
+                    <a:stretch>
+                      <a:fillRect/>
+                    </a:stretch>
+                  </pic:blipFill>
+                  <pic:spPr>
+                    <a:xfrm>
+                      <a:off x="0" y="0"/>
+                      <a:ext cx="5943600" cy="4230370"/>
+                    </a:xfrm>
+                    <a:prstGeom prst="rect">
+                      <a:avLst/>
+                    </a:prstGeom>
+                  </pic:spPr>
+                </pic:pic>
+              </a:graphicData>
+            </a:graphic>
+          </wp:inline>
+        </w:drawing>
+      </w:r>
+    </w:p>
+    <w:p>
+      <w:pPr>
+        <w:spacing w:before="100" w:beforeAutospacing="1" w:after="100" w:afterAutospacing="1" w:line="240" w:lineRule="auto"/>
+        <w:ind w:left="720"/>
+        <w:rPr>
+          <w:rFonts w:ascii="Times New Roman" w:eastAsia="Times New Roman" w:hAnsi="Times New Roman" w:cs="Times New Roman"/>
+          <w:sz w:val="24"/>
+          <w:szCs w:val="24"/>
+        </w:rPr>
+      </w:pPr>
+      <w:r>
+        <w:rPr>
+          <w:rFonts w:ascii="Times New Roman" w:eastAsia="Times New Roman" w:hAnsi="Times New Roman" w:cs="Times New Roman"/>
+          <w:sz w:val="24"/>
+          <w:szCs w:val="24"/>
+        </w:rPr>
+        <w:lastRenderedPageBreak/>
+        <w:drawing>
+          <wp:inline distT="0" distB="0" distL="0" distR="0" wp14:anchorId="3F732672" wp14:editId="3F96B683">
+            <wp:extent cx="5601482" cy="7049484"/>
+            <wp:effectExtent l="0" t="0" r="0" b="0"/>
+            <wp:docPr id="2" name="Picture 2"/>
+            <wp:cNvGraphicFramePr>
+              <a:graphicFrameLocks xmlns:a="http://schemas.openxmlformats.org/drawingml/2006/main" noChangeAspect="1"/>
+            </wp:cNvGraphicFramePr>
+            <a:graphic xmlns:a="http://schemas.openxmlformats.org/drawingml/2006/main">
+              <a:graphicData uri="http://schemas.openxmlformats.org/drawingml/2006/picture">
+                <pic:pic xmlns:pic="http://schemas.openxmlformats.org/drawingml/2006/picture">
+                  <pic:nvPicPr>
+                    <pic:cNvPr id="1" name=""/>
+                    <pic:cNvPicPr/>
+                  </pic:nvPicPr>
+                  <pic:blipFill>
+                    <a:blip r:embed="rId6"/>
+                    <a:stretch>
+                      <a:fillRect/>
+                    </a:stretch>
+                  </pic:blipFill>
+                  <pic:spPr>
+                    <a:xfrm>
+                      <a:off x="0" y="0"/>
+                      <a:ext cx="5601482" cy="7049484"/>
+                    </a:xfrm>
+                    <a:prstGeom prst="rect">
+                      <a:avLst/>
+                    </a:prstGeom>
+                  </pic:spPr>
+                </pic:pic>
+              </a:graphicData>
+            </a:graphic>
+          </wp:inline>
+        </w:drawing>
+      </w:r>
+    </w:p>
+    <w:p>
+      <w:pPr>
         <w:spacing w:after="0" w:line="240" w:lineRule="auto"/>
         <w:rPr>
           <w:rFonts w:ascii="Times New Roman" w:eastAsia="Times New Roman" w:hAnsi="Times New Roman" w:cs="Times New Roman"/>
@@ -521,6 +628,7 @@
           <w:sz w:val="20"/>
           <w:szCs w:val="20"/>
         </w:rPr>
+        <w:lastRenderedPageBreak/>
         <w:t>df[</w:t>
       </w:r>
       <w:proofErr w:type="gramEnd"/>
@@ -771,6 +879,221 @@
     </w:p>
     <w:p>
       <w:pPr>
+        <w:spacing w:before="100" w:beforeAutospacing="1" w:after="100" w:afterAutospacing="1" w:line="240" w:lineRule="auto"/>
+        <w:ind w:left="360"/>
+        <w:rPr>
+          <w:rFonts w:ascii="Times New Roman" w:eastAsia="Times New Roman" w:hAnsi="Times New Roman" w:cs="Times New Roman"/>
+          <w:sz w:val="24"/>
+          <w:szCs w:val="24"/>
+        </w:rPr>
+      </w:pPr>
+      <w:r>
+        <w:rPr>
+          <w:rFonts w:ascii="Times New Roman" w:eastAsia="Times New Roman" w:hAnsi="Times New Roman" w:cs="Times New Roman"/>
+          <w:sz w:val="24"/>
+          <w:szCs w:val="24"/>
+        </w:rPr>
+        <w:drawing>
+          <wp:inline distT="0" distB="0" distL="0" distR="0" wp14:anchorId="7190F1D3" wp14:editId="665BA23C">
+            <wp:extent cx="5943600" cy="4937125"/>
+            <wp:effectExtent l="0" t="0" r="0" b="0"/>
+            <wp:docPr id="3" name="Picture 3"/>
+            <wp:cNvGraphicFramePr>
+              <a:graphicFrameLocks xmlns:a="http://schemas.openxmlformats.org/drawingml/2006/main" noChangeAspect="1"/>
+            </wp:cNvGraphicFramePr>
+            <a:graphic xmlns:a="http://schemas.openxmlformats.org/drawingml/2006/main">
+              <a:graphicData uri="http://schemas.openxmlformats.org/drawingml/2006/picture">
+                <pic:pic xmlns:pic="http://schemas.openxmlformats.org/drawingml/2006/picture">
+                  <pic:nvPicPr>
+                    <pic:cNvPr id="1" name=""/>
+                    <pic:cNvPicPr/>
+                  </pic:nvPicPr>
+                  <pic:blipFill>
+                    <a:blip r:embed="rId7"/>
+                    <a:stretch>
+                      <a:fillRect/>
+                    </a:stretch>
+                  </pic:blipFill>
+                  <pic:spPr>
+                    <a:xfrm>
+                      <a:off x="0" y="0"/>
+                      <a:ext cx="5943600" cy="4937125"/>
+                    </a:xfrm>
+                    <a:prstGeom prst="rect">
+                      <a:avLst/>
+                    </a:prstGeom>
+                  </pic:spPr>
+                </pic:pic>
+              </a:graphicData>
+            </a:graphic>
+          </wp:inline>
+        </w:drawing>
+      </w:r>
+    </w:p>
+    <w:p>
+      <w:pPr>
+        <w:spacing w:before="100" w:beforeAutospacing="1" w:after="100" w:afterAutospacing="1" w:line="240" w:lineRule="auto"/>
+        <w:ind w:left="360"/>
+        <w:rPr>
+          <w:rFonts w:ascii="Times New Roman" w:eastAsia="Times New Roman" w:hAnsi="Times New Roman" w:cs="Times New Roman"/>
+          <w:sz w:val="24"/>
+          <w:szCs w:val="24"/>
+        </w:rPr>
+      </w:pPr>
+      <w:r>
+        <w:rPr>
+          <w:rFonts w:ascii="Times New Roman" w:eastAsia="Times New Roman" w:hAnsi="Times New Roman" w:cs="Times New Roman"/>
+          <w:sz w:val="24"/>
+          <w:szCs w:val="24"/>
+        </w:rPr>
+        <w:lastRenderedPageBreak/>
+        <w:drawing>
+          <wp:inline distT="0" distB="0" distL="0" distR="0" wp14:anchorId="41DAFBFE" wp14:editId="19EF3711">
+            <wp:extent cx="5943600" cy="5353685"/>
+            <wp:effectExtent l="0" t="0" r="0" b="0"/>
+            <wp:docPr id="4" name="Picture 4"/>
+            <wp:cNvGraphicFramePr>
+              <a:graphicFrameLocks xmlns:a="http://schemas.openxmlformats.org/drawingml/2006/main" noChangeAspect="1"/>
+            </wp:cNvGraphicFramePr>
+            <a:graphic xmlns:a="http://schemas.openxmlformats.org/drawingml/2006/main">
+              <a:graphicData uri="http://schemas.openxmlformats.org/drawingml/2006/picture">
+                <pic:pic xmlns:pic="http://schemas.openxmlformats.org/drawingml/2006/picture">
+                  <pic:nvPicPr>
+                    <pic:cNvPr id="1" name=""/>
+                    <pic:cNvPicPr/>
+                  </pic:nvPicPr>
+                  <pic:blipFill>
+                    <a:blip r:embed="rId8"/>
+                    <a:stretch>
+                      <a:fillRect/>
+                    </a:stretch>
+                  </pic:blipFill>
+                  <pic:spPr>
+                    <a:xfrm>
+                      <a:off x="0" y="0"/>
+                      <a:ext cx="5943600" cy="5353685"/>
+                    </a:xfrm>
+                    <a:prstGeom prst="rect">
+                      <a:avLst/>
+                    </a:prstGeom>
+                  </pic:spPr>
+                </pic:pic>
+              </a:graphicData>
+            </a:graphic>
+          </wp:inline>
+        </w:drawing>
+      </w:r>
+    </w:p>
+    <w:p>
+      <w:pPr>
+        <w:spacing w:before="100" w:beforeAutospacing="1" w:after="100" w:afterAutospacing="1" w:line="240" w:lineRule="auto"/>
+        <w:ind w:left="360"/>
+        <w:rPr>
+          <w:rFonts w:ascii="Times New Roman" w:eastAsia="Times New Roman" w:hAnsi="Times New Roman" w:cs="Times New Roman"/>
+          <w:sz w:val="24"/>
+          <w:szCs w:val="24"/>
+        </w:rPr>
+      </w:pPr>
+      <w:r>
+        <w:rPr>
+          <w:rFonts w:ascii="Times New Roman" w:eastAsia="Times New Roman" w:hAnsi="Times New Roman" w:cs="Times New Roman"/>
+          <w:sz w:val="24"/>
+          <w:szCs w:val="24"/>
+        </w:rPr>
+        <w:lastRenderedPageBreak/>
+        <w:drawing>
+          <wp:inline distT="0" distB="0" distL="0" distR="0" wp14:anchorId="57BEA081" wp14:editId="0D6AD902">
+            <wp:extent cx="5943600" cy="5523865"/>
+            <wp:effectExtent l="0" t="0" r="0" b="635"/>
+            <wp:docPr id="5" name="Picture 5"/>
+            <wp:cNvGraphicFramePr>
+              <a:graphicFrameLocks xmlns:a="http://schemas.openxmlformats.org/drawingml/2006/main" noChangeAspect="1"/>
+            </wp:cNvGraphicFramePr>
+            <a:graphic xmlns:a="http://schemas.openxmlformats.org/drawingml/2006/main">
+              <a:graphicData uri="http://schemas.openxmlformats.org/drawingml/2006/picture">
+                <pic:pic xmlns:pic="http://schemas.openxmlformats.org/drawingml/2006/picture">
+                  <pic:nvPicPr>
+                    <pic:cNvPr id="1" name=""/>
+                    <pic:cNvPicPr/>
+                  </pic:nvPicPr>
+                  <pic:blipFill>
+                    <a:blip r:embed="rId9"/>
+                    <a:stretch>
+                      <a:fillRect/>
+                    </a:stretch>
+                  </pic:blipFill>
+                  <pic:spPr>
+                    <a:xfrm>
+                      <a:off x="0" y="0"/>
+                      <a:ext cx="5943600" cy="5523865"/>
+                    </a:xfrm>
+                    <a:prstGeom prst="rect">
+                      <a:avLst/>
+                    </a:prstGeom>
+                  </pic:spPr>
+                </pic:pic>
+              </a:graphicData>
+            </a:graphic>
+          </wp:inline>
+        </w:drawing>
+      </w:r>
+    </w:p>
+    <w:p>
+      <w:pPr>
+        <w:spacing w:before="100" w:beforeAutospacing="1" w:after="100" w:afterAutospacing="1" w:line="240" w:lineRule="auto"/>
+        <w:ind w:left="360"/>
+        <w:rPr>
+          <w:rFonts w:ascii="Times New Roman" w:eastAsia="Times New Roman" w:hAnsi="Times New Roman" w:cs="Times New Roman"/>
+          <w:sz w:val="24"/>
+          <w:szCs w:val="24"/>
+        </w:rPr>
+      </w:pPr>
+      <w:r>
+        <w:rPr>
+          <w:rFonts w:ascii="Times New Roman" w:eastAsia="Times New Roman" w:hAnsi="Times New Roman" w:cs="Times New Roman"/>
+          <w:sz w:val="24"/>
+          <w:szCs w:val="24"/>
+        </w:rPr>
+        <w:lastRenderedPageBreak/>
+        <w:drawing>
+          <wp:inline distT="0" distB="0" distL="0" distR="0" wp14:anchorId="607D5B54" wp14:editId="2CBA2E8A">
+            <wp:extent cx="5943600" cy="4872355"/>
+            <wp:effectExtent l="0" t="0" r="0" b="4445"/>
+            <wp:docPr id="6" name="Picture 6"/>
+            <wp:cNvGraphicFramePr>
+              <a:graphicFrameLocks xmlns:a="http://schemas.openxmlformats.org/drawingml/2006/main" noChangeAspect="1"/>
+            </wp:cNvGraphicFramePr>
+            <a:graphic xmlns:a="http://schemas.openxmlformats.org/drawingml/2006/main">
+              <a:graphicData uri="http://schemas.openxmlformats.org/drawingml/2006/picture">
+                <pic:pic xmlns:pic="http://schemas.openxmlformats.org/drawingml/2006/picture">
+                  <pic:nvPicPr>
+                    <pic:cNvPr id="1" name=""/>
+                    <pic:cNvPicPr/>
+                  </pic:nvPicPr>
+                  <pic:blipFill>
+                    <a:blip r:embed="rId10"/>
+                    <a:stretch>
+                      <a:fillRect/>
+                    </a:stretch>
+                  </pic:blipFill>
+                  <pic:spPr>
+                    <a:xfrm>
+                      <a:off x="0" y="0"/>
+                      <a:ext cx="5943600" cy="4872355"/>
+                    </a:xfrm>
+                    <a:prstGeom prst="rect">
+                      <a:avLst/>
+                    </a:prstGeom>
+                  </pic:spPr>
+                </pic:pic>
+              </a:graphicData>
+            </a:graphic>
+          </wp:inline>
+        </w:drawing>
+      </w:r>
+    </w:p>
+    <w:p>
+      <w:pPr>
         <w:spacing w:after="0" w:line="240" w:lineRule="auto"/>
         <w:rPr>
           <w:rFonts w:ascii="Times New Roman" w:eastAsia="Times New Roman" w:hAnsi="Times New Roman" w:cs="Times New Roman"/>
@@ -1281,7 +1604,6 @@
           <w:sz w:val="24"/>
           <w:szCs w:val="24"/>
         </w:rPr>
-        <w:lastRenderedPageBreak/>
         <w:t>Theory:</w:t>
       </w:r>
     </w:p>
@@ -1326,6 +1648,7 @@
           <w:sz w:val="24"/>
           <w:szCs w:val="24"/>
         </w:rPr>
+        <w:lastRenderedPageBreak/>
         <w:t>Especially important for regression since it tries to fit a line to minimize error.</w:t>
       </w:r>
     </w:p>
@@ -1690,6 +2013,8 @@
         </w:rPr>
         <w:t>Polynomial Regression (degree=2)</w:t>
       </w:r>
+      <w:bookmarkStart w:id="0" w:name="_GoBack"/>
+      <w:bookmarkEnd w:id="0"/>
     </w:p>
     <w:p>
       <w:pPr>
@@ -2304,8 +2629,60 @@
           <w:sz w:val="24"/>
           <w:szCs w:val="24"/>
         </w:rPr>
+        <w:t>Degree=2 means quadratic terms.</w:t>
+      </w:r>
+    </w:p>
+    <w:p>
+      <w:pPr>
+        <w:spacing w:before="100" w:beforeAutospacing="1" w:after="100" w:afterAutospacing="1" w:line="240" w:lineRule="auto"/>
+        <w:rPr>
+          <w:rFonts w:ascii="Times New Roman" w:eastAsia="Times New Roman" w:hAnsi="Times New Roman" w:cs="Times New Roman"/>
+          <w:sz w:val="24"/>
+          <w:szCs w:val="24"/>
+        </w:rPr>
+      </w:pPr>
+      <w:r>
+        <w:rPr>
+          <w:rFonts w:ascii="Times New Roman" w:eastAsia="Times New Roman" w:hAnsi="Times New Roman" w:cs="Times New Roman"/>
+          <w:sz w:val="24"/>
+          <w:szCs w:val="24"/>
+        </w:rPr>
         <w:lastRenderedPageBreak/>
-        <w:t>Degree=2 means quadratic terms.</w:t>
+        <w:drawing>
+          <wp:inline distT="0" distB="0" distL="0" distR="0" wp14:anchorId="32CED273" wp14:editId="0C0FDAA6">
+            <wp:extent cx="5943600" cy="6875780"/>
+            <wp:effectExtent l="0" t="0" r="0" b="1270"/>
+            <wp:docPr id="7" name="Picture 7"/>
+            <wp:cNvGraphicFramePr>
+              <a:graphicFrameLocks xmlns:a="http://schemas.openxmlformats.org/drawingml/2006/main" noChangeAspect="1"/>
+            </wp:cNvGraphicFramePr>
+            <a:graphic xmlns:a="http://schemas.openxmlformats.org/drawingml/2006/main">
+              <a:graphicData uri="http://schemas.openxmlformats.org/drawingml/2006/picture">
+                <pic:pic xmlns:pic="http://schemas.openxmlformats.org/drawingml/2006/picture">
+                  <pic:nvPicPr>
+                    <pic:cNvPr id="1" name=""/>
+                    <pic:cNvPicPr/>
+                  </pic:nvPicPr>
+                  <pic:blipFill>
+                    <a:blip r:embed="rId11"/>
+                    <a:stretch>
+                      <a:fillRect/>
+                    </a:stretch>
+                  </pic:blipFill>
+                  <pic:spPr>
+                    <a:xfrm>
+                      <a:off x="0" y="0"/>
+                      <a:ext cx="5943600" cy="6875780"/>
+                    </a:xfrm>
+                    <a:prstGeom prst="rect">
+                      <a:avLst/>
+                    </a:prstGeom>
+                  </pic:spPr>
+                </pic:pic>
+              </a:graphicData>
+            </a:graphic>
+          </wp:inline>
+        </w:drawing>
       </w:r>
     </w:p>
     <w:p>
@@ -2570,6 +2947,7 @@
           <w:sz w:val="24"/>
           <w:szCs w:val="24"/>
         </w:rPr>
+        <w:lastRenderedPageBreak/>
         <w:t>80% → training set</w:t>
       </w:r>
     </w:p>
@@ -3486,7 +3864,6 @@
           <w:sz w:val="24"/>
           <w:szCs w:val="24"/>
         </w:rPr>
-        <w:lastRenderedPageBreak/>
         <w:t>Missing data handling is critical; imputation avoids dropping rows unnecessarily.</w:t>
       </w:r>
     </w:p>
@@ -3725,6 +4102,7 @@
           <w:sz w:val="20"/>
           <w:szCs w:val="20"/>
         </w:rPr>
+        <w:lastRenderedPageBreak/>
         <w:t>poly_pred</w:t>
       </w:r>
       <w:proofErr w:type="spellEnd"/>
@@ -4382,7 +4760,6 @@
           <w:sz w:val="24"/>
           <w:szCs w:val="24"/>
         </w:rPr>
-        <w:lastRenderedPageBreak/>
         <w:t>Preprocessing</w:t>
       </w:r>
       <w:r>
@@ -4511,6 +4888,7 @@
           <w:sz w:val="24"/>
           <w:szCs w:val="24"/>
         </w:rPr>
+        <w:lastRenderedPageBreak/>
         <w:t>Visualization</w:t>
       </w:r>
       <w:r>
@@ -5101,7 +5479,6 @@
           <w:sz w:val="24"/>
           <w:szCs w:val="24"/>
         </w:rPr>
-        <w:lastRenderedPageBreak/>
         <w:pict w14:anchorId="73761977">
           <v:rect id="_x0000_i1047" style="width:0;height:1.5pt" o:hralign="center" o:hrstd="t" o:hr="t" fillcolor="#a0a0a0" stroked="f"/>
         </w:pict>
@@ -5301,6 +5678,7 @@
           <w:sz w:val="20"/>
           <w:szCs w:val="20"/>
         </w:rPr>
+        <w:lastRenderedPageBreak/>
         <w:t>y = [10, 20, 30, 40, 50]</w:t>
       </w:r>
     </w:p>
@@ -6410,10 +6788,7 @@
         <w:t xml:space="preserve"> is just a common "magic number" people use; you could set it to any integer.</w:t>
       </w:r>
     </w:p>
-    <w:p>
-      <w:bookmarkStart w:id="0" w:name="_GoBack"/>
-      <w:bookmarkEnd w:id="0"/>
-    </w:p>
+    <w:p/>
     <w:sectPr>
       <w:pgSz w:w="12240" w:h="15840"/>
       <w:pgMar w:top="1440" w:right="1440" w:bottom="1440" w:left="1440" w:header="720" w:footer="720" w:gutter="0"/>
